--- a/docs/files/dag2/Handout_SQL_2026.docx
+++ b/docs/files/dag2/Handout_SQL_2026.docx
@@ -102,7 +102,7 @@
         <w:rPr>
           <w:rStyle w:val="VerbatimChar"/>
         </w:rPr>
-        <w:t xml:space="preserve">klaar · 440 klanten geladen</w:t>
+        <w:t xml:space="preserve">klaar · database geladen</w:t>
       </w:r>
       <w:r>
         <w:t xml:space="preserve">.</w:t>

--- a/docs/files/dag2/Handout_SQL_2026.docx
+++ b/docs/files/dag2/Handout_SQL_2026.docx
@@ -117,7 +117,7 @@
         <w:pStyle w:val="Compact"/>
       </w:pPr>
       <w:r>
-        <w:t xml:space="preserve">Kies links een oefening (die wordt onder je werk geplakt) of typ je eigen query. Zet je cursor</w:t>
+        <w:t xml:space="preserve">Kies links een oefening (die opent in een eigen tabblad) of typ je eigen query. Zet je cursor</w:t>
       </w:r>
       <w:r>
         <w:t xml:space="preserve"> </w:t>

--- a/docs/files/dag2/Handout_SQL_2026.docx
+++ b/docs/files/dag2/Handout_SQL_2026.docx
@@ -2173,7 +2173,7 @@
         <w:rPr>
           <w:rStyle w:val="VerbatimChar"/>
         </w:rPr>
-        <w:t xml:space="preserve">INSERT INTO klanten SELECT * FROM "bestand.csv";          -- een bestand dat je naar SQL Workbench sleepte</w:t>
+        <w:t xml:space="preserve">INSERT INTO klanten SELECT * FROM "bestand.csv";          -- een bestand dat je naar het werkblad sleepte</w:t>
       </w:r>
       <w:r>
         <w:br/>
